--- a/docs/Repository Setup & Documentation Lab Serhii Diadechko.docx
+++ b/docs/Repository Setup & Documentation Lab Serhii Diadechko.docx
@@ -4542,6 +4542,19 @@
     </w:tbl>
     <w:p/>
     <w:p/>
+    <w:p>
+      <w:pPr>
+        <w:pStyle w:val="Heading1"/>
+      </w:pPr>
+      <w:r>
+        <w:t>Canonical design update</w:t>
+      </w:r>
+    </w:p>
+    <w:p>
+      <w:r>
+        <w:t>This addendum supersedes earlier conflicting design and source wording while preserving the original completed course answers as historical context. It does not claim that the historical tables themselves were converted. One EPSG:3763 1 km cell-year is the only analytical unit; 2 km is an outward context buffer. Train T=2015–2019, validate T=2020–2021, and reserve T=2022–2024 (outcomes 2023–2025) for final temporal test. The 2023→2024 artifact is a data-contract/pipeline feasibility pilot only. The canonical analytical schema is seven predictors plus the continuous burned_share_next_year target, with identifiers and geometry separate. The predictors include layer-1 soil water alongside JJAS temperature and day-weighted precipitation. Copernicus CLC is the MVP land-cover source and Copernicus DEM GLO-30 is the terrain source for mean_slope_2km. The full temporal split is training T=2015–2019, validation T=2020–2021, and final test T=2022–2024; 2023→2024 is feasibility-pilot work only.</w:t>
+      </w:r>
+    </w:p>
     <w:sectPr>
       <w:pgSz w:w="12240" w:h="15840"/>
       <w:pgMar w:top="792" w:right="864" w:bottom="792" w:left="864" w:header="720" w:footer="720" w:gutter="0"/>

--- a/docs/Repository Setup & Documentation Lab Serhii Diadechko.docx
+++ b/docs/Repository Setup & Documentation Lab Serhii Diadechko.docx
@@ -4553,6 +4553,34 @@
     <w:p>
       <w:r>
         <w:t>This addendum supersedes earlier conflicting design and source wording while preserving the original completed course answers as historical context. It does not claim that the historical tables themselves were converted. One EPSG:3763 1 km cell-year is the only analytical unit; 2 km is an outward context buffer. Train T=2015–2019, validate T=2020–2021, and reserve T=2022–2024 (outcomes 2023–2025) for final temporal test. The 2023→2024 artifact is a data-contract/pipeline feasibility pilot only. The canonical analytical schema is seven predictors plus the continuous burned_share_next_year target, with identifiers and geometry separate. The predictors include layer-1 soil water alongside JJAS temperature and day-weighted precipitation. Copernicus CLC is the MVP land-cover source and Copernicus DEM GLO-30 is the terrain source for mean_slope_2km. The full temporal split is training T=2015–2019, validation T=2020–2021, and final test T=2022–2024; 2023→2024 is feasibility-pilot work only.</w:t>
+      </w:r>
+    </w:p>
+    <w:p>
+      <w:r>
+        <w:br w:type="page"/>
+      </w:r>
+    </w:p>
+    <w:p>
+      <w:pPr>
+        <w:pStyle w:val="Heading1"/>
+      </w:pPr>
+      <w:r>
+        <w:t>Final modelling and repository update</w:t>
+      </w:r>
+    </w:p>
+    <w:p>
+      <w:r>
+        <w:t>This addendum supersedes earlier conflicting project-status wording while preserving the completed documentation-lab answers and tables as historical context. It does not claim that those historical tables were converted.</w:t>
+      </w:r>
+    </w:p>
+    <w:p>
+      <w:r>
+        <w:t>The reusable final artifact is a fixed nine-feature hurdle model trained after evaluation on development years T=2010-2021 only. Its seven canonical panel predictors are supplemented by two T-only ERA5-Land monthly-extreme features: maximum monthly mean 2 m temperature and minimum monthly mean layer-1 soil water. The held-out T=2022-2024 years were excluded from that refit.</w:t>
+      </w:r>
+    </w:p>
+    <w:p>
+      <w:r>
+        <w:t>Final evaluation supports comparative continuous model research but not a buyer-facing recommendation, because the model underpredicts the high-burned T=2024 outcome. The repository keeps Parquet as the canonical analytical table, GeoPackages for validated historical/GIS outputs, and the QGIS project as a presentation of historical evidence rather than a model recommendation. See reports/validation/final_temporal_test_2022_2024.md and reports/validation/model_final_decision.md.</w:t>
       </w:r>
     </w:p>
     <w:sectPr>
